--- a/backend-exhibits/Google My Drive & Share Drive to Google My Drive & Share Drive adv outscope.docx
+++ b/backend-exhibits/Google My Drive & Share Drive to Google My Drive & Share Drive adv outscope.docx
@@ -49,7 +49,7 @@
             </w:pPr>
             <w:r>
               <w:rPr>
-                <w:rFonts w:ascii="Arial" w:eastAsia="Arial" w:hAnsi="Arial" w:cs="Arial"/>
+                <w:rFonts w:ascii="Arial" w:hAnsi="Arial" w:cs="Arial" w:eastAsia="Arial"/>
                 <w:b/>
                 <w:sz w:val="21"/>
               </w:rPr>
@@ -58,7 +58,7 @@
             <w:proofErr w:type="spellStart"/>
             <w:r>
               <w:rPr>
-                <w:rFonts w:ascii="Arial" w:eastAsia="Arial" w:hAnsi="Arial" w:cs="Arial"/>
+                <w:rFonts w:ascii="Arial" w:hAnsi="Arial" w:cs="Arial" w:eastAsia="Arial"/>
                 <w:b/>
                 <w:sz w:val="21"/>
               </w:rPr>
@@ -67,7 +67,7 @@
             <w:proofErr w:type="spellEnd"/>
             <w:r>
               <w:rPr>
-                <w:rFonts w:ascii="Arial" w:eastAsia="Arial" w:hAnsi="Arial" w:cs="Arial"/>
+                <w:rFonts w:ascii="Arial" w:hAnsi="Arial" w:cs="Arial" w:eastAsia="Arial"/>
                 <w:b/>
                 <w:sz w:val="21"/>
               </w:rPr>
@@ -76,7 +76,7 @@
             <w:proofErr w:type="spellStart"/>
             <w:r>
               <w:rPr>
-                <w:rFonts w:ascii="Arial" w:eastAsia="Arial" w:hAnsi="Arial" w:cs="Arial"/>
+                <w:rFonts w:ascii="Arial" w:hAnsi="Arial" w:cs="Arial" w:eastAsia="Arial"/>
                 <w:b/>
                 <w:sz w:val="21"/>
               </w:rPr>
@@ -85,7 +85,7 @@
             <w:proofErr w:type="spellEnd"/>
             <w:r>
               <w:rPr>
-                <w:rFonts w:ascii="Arial" w:eastAsia="Arial" w:hAnsi="Arial" w:cs="Arial"/>
+                <w:rFonts w:ascii="Arial" w:hAnsi="Arial" w:cs="Arial" w:eastAsia="Arial"/>
                 <w:b/>
                 <w:sz w:val="21"/>
               </w:rPr>
@@ -114,7 +114,7 @@
             </w:pPr>
             <w:r>
               <w:rPr>
-                <w:rFonts w:ascii="Arial" w:eastAsia="Arial" w:hAnsi="Arial" w:cs="Arial"/>
+                <w:rFonts w:ascii="Arial" w:hAnsi="Arial" w:cs="Arial" w:eastAsia="Arial"/>
                 <w:b/>
                 <w:sz w:val="21"/>
               </w:rPr>
@@ -141,7 +141,7 @@
             <w:proofErr w:type="spellStart"/>
             <w:r>
               <w:rPr>
-                <w:rFonts w:ascii="Arial" w:eastAsia="Arial" w:hAnsi="Arial" w:cs="Arial"/>
+                <w:rFonts w:ascii="Arial" w:hAnsi="Arial" w:cs="Arial" w:eastAsia="Arial"/>
                 <w:sz w:val="21"/>
               </w:rPr>
               <w:t>CloudFuze</w:t>
@@ -149,7 +149,7 @@
             <w:proofErr w:type="spellEnd"/>
             <w:r>
               <w:rPr>
-                <w:rFonts w:ascii="Arial" w:eastAsia="Arial" w:hAnsi="Arial" w:cs="Arial"/>
+                <w:rFonts w:ascii="Arial" w:hAnsi="Arial" w:cs="Arial" w:eastAsia="Arial"/>
                 <w:sz w:val="21"/>
               </w:rPr>
               <w:t xml:space="preserve"> preserves all inner file permissions along with access levels.</w:t>
@@ -177,7 +177,7 @@
             </w:pPr>
             <w:r>
               <w:rPr>
-                <w:rFonts w:ascii="Arial" w:eastAsia="Arial" w:hAnsi="Arial" w:cs="Arial"/>
+                <w:rFonts w:ascii="Arial" w:hAnsi="Arial" w:cs="Arial" w:eastAsia="Arial"/>
                 <w:b/>
                 <w:sz w:val="21"/>
               </w:rPr>
@@ -203,7 +203,7 @@
             <w:proofErr w:type="spellStart"/>
             <w:r>
               <w:rPr>
-                <w:rFonts w:ascii="Arial" w:eastAsia="Arial" w:hAnsi="Arial" w:cs="Arial"/>
+                <w:rFonts w:ascii="Arial" w:hAnsi="Arial" w:cs="Arial" w:eastAsia="Arial"/>
                 <w:sz w:val="21"/>
               </w:rPr>
               <w:t>CloudFuze</w:t>
@@ -211,7 +211,7 @@
             <w:proofErr w:type="spellEnd"/>
             <w:r>
               <w:rPr>
-                <w:rFonts w:ascii="Arial" w:eastAsia="Arial" w:hAnsi="Arial" w:cs="Arial"/>
+                <w:rFonts w:ascii="Arial" w:hAnsi="Arial" w:cs="Arial" w:eastAsia="Arial"/>
                 <w:sz w:val="21"/>
               </w:rPr>
               <w:t xml:space="preserve"> migrates all shared links from source to destination and maintains the type of links.</w:t>
@@ -266,7 +266,7 @@
             </w:pPr>
             <w:r>
               <w:rPr>
-                <w:rFonts w:ascii="Arial" w:eastAsia="Arial" w:hAnsi="Arial" w:cs="Arial"/>
+                <w:rFonts w:ascii="Arial" w:hAnsi="Arial" w:cs="Arial" w:eastAsia="Arial"/>
                 <w:b/>
                 <w:sz w:val="21"/>
               </w:rPr>
@@ -296,7 +296,7 @@
             </w:pPr>
             <w:r>
               <w:rPr>
-                <w:rFonts w:ascii="Arial" w:eastAsia="Arial" w:hAnsi="Arial" w:cs="Arial"/>
+                <w:rFonts w:ascii="Arial" w:hAnsi="Arial" w:cs="Arial" w:eastAsia="Arial"/>
                 <w:b/>
                 <w:sz w:val="21"/>
               </w:rPr>
@@ -320,7 +320,7 @@
             </w:pPr>
             <w:r>
               <w:rPr>
-                <w:rFonts w:ascii="Arial" w:eastAsia="Arial" w:hAnsi="Arial" w:cs="Arial"/>
+                <w:rFonts w:ascii="Arial" w:hAnsi="Arial" w:cs="Arial" w:eastAsia="Arial"/>
                 <w:sz w:val="21"/>
               </w:rPr>
               <w:t xml:space="preserve">An option to map source and destination users through a visual selection of folders in the </w:t>
@@ -328,7 +328,7 @@
             <w:proofErr w:type="spellStart"/>
             <w:r>
               <w:rPr>
-                <w:rFonts w:ascii="Arial" w:eastAsia="Arial" w:hAnsi="Arial" w:cs="Arial"/>
+                <w:rFonts w:ascii="Arial" w:hAnsi="Arial" w:cs="Arial" w:eastAsia="Arial"/>
                 <w:sz w:val="21"/>
               </w:rPr>
               <w:t>CloudFuze</w:t>
@@ -336,7 +336,7 @@
             <w:proofErr w:type="spellEnd"/>
             <w:r>
               <w:rPr>
-                <w:rFonts w:ascii="Arial" w:eastAsia="Arial" w:hAnsi="Arial" w:cs="Arial"/>
+                <w:rFonts w:ascii="Arial" w:hAnsi="Arial" w:cs="Arial" w:eastAsia="Arial"/>
                 <w:sz w:val="21"/>
               </w:rPr>
               <w:t xml:space="preserve"> webapp.</w:t>
@@ -365,7 +365,7 @@
             </w:pPr>
             <w:r>
               <w:rPr>
-                <w:rFonts w:ascii="Arial" w:eastAsia="Arial" w:hAnsi="Arial" w:cs="Arial"/>
+                <w:rFonts w:ascii="Arial" w:hAnsi="Arial" w:cs="Arial" w:eastAsia="Arial"/>
                 <w:b/>
                 <w:sz w:val="21"/>
               </w:rPr>
@@ -390,7 +390,7 @@
             <w:proofErr w:type="spellStart"/>
             <w:r>
               <w:rPr>
-                <w:rFonts w:ascii="Arial" w:eastAsia="Arial" w:hAnsi="Arial" w:cs="Arial"/>
+                <w:rFonts w:ascii="Arial" w:hAnsi="Arial" w:cs="Arial" w:eastAsia="Arial"/>
                 <w:sz w:val="21"/>
               </w:rPr>
               <w:t>CloudFuze</w:t>
@@ -398,7 +398,7 @@
             <w:proofErr w:type="spellEnd"/>
             <w:r>
               <w:rPr>
-                <w:rFonts w:ascii="Arial" w:eastAsia="Arial" w:hAnsi="Arial" w:cs="Arial"/>
+                <w:rFonts w:ascii="Arial" w:hAnsi="Arial" w:cs="Arial" w:eastAsia="Arial"/>
                 <w:sz w:val="21"/>
               </w:rPr>
               <w:t xml:space="preserve"> preserves all inner file permissions along with access levels.</w:t>
@@ -427,7 +427,7 @@
             </w:pPr>
             <w:r>
               <w:rPr>
-                <w:rFonts w:ascii="Arial" w:eastAsia="Arial" w:hAnsi="Arial" w:cs="Arial"/>
+                <w:rFonts w:ascii="Arial" w:hAnsi="Arial" w:cs="Arial" w:eastAsia="Arial"/>
                 <w:b/>
                 <w:sz w:val="21"/>
               </w:rPr>
@@ -452,7 +452,7 @@
             <w:proofErr w:type="spellStart"/>
             <w:r>
               <w:rPr>
-                <w:rFonts w:ascii="Arial" w:eastAsia="Arial" w:hAnsi="Arial" w:cs="Arial"/>
+                <w:rFonts w:ascii="Arial" w:hAnsi="Arial" w:cs="Arial" w:eastAsia="Arial"/>
                 <w:sz w:val="21"/>
               </w:rPr>
               <w:t>CloudFuze</w:t>
@@ -460,7 +460,7 @@
             <w:proofErr w:type="spellEnd"/>
             <w:r>
               <w:rPr>
-                <w:rFonts w:ascii="Arial" w:eastAsia="Arial" w:hAnsi="Arial" w:cs="Arial"/>
+                <w:rFonts w:ascii="Arial" w:hAnsi="Arial" w:cs="Arial" w:eastAsia="Arial"/>
                 <w:sz w:val="21"/>
               </w:rPr>
               <w:t xml:space="preserve"> migrates all shared links from source to destination and maintains the type of links.</w:t>
@@ -489,7 +489,7 @@
             </w:pPr>
             <w:r>
               <w:rPr>
-                <w:rFonts w:ascii="Arial" w:eastAsia="Arial" w:hAnsi="Arial" w:cs="Arial"/>
+                <w:rFonts w:ascii="Arial" w:hAnsi="Arial" w:cs="Arial" w:eastAsia="Arial"/>
                 <w:b/>
                 <w:sz w:val="21"/>
               </w:rPr>
@@ -513,7 +513,7 @@
             </w:pPr>
             <w:r>
               <w:rPr>
-                <w:rFonts w:ascii="Arial" w:eastAsia="Arial" w:hAnsi="Arial" w:cs="Arial"/>
+                <w:rFonts w:ascii="Arial" w:hAnsi="Arial" w:cs="Arial" w:eastAsia="Arial"/>
                 <w:sz w:val="21"/>
               </w:rPr>
               <w:t>Inline file comments of the box will be migrated to the destination cloud. All the file comments will preserve in the CSV formatted file in the destination.</w:t>
@@ -537,10 +537,10 @@
   <w:docDefaults>
     <w:rPrDefault>
       <w:rPr>
-        <w:rFonts w:asciiTheme="minorHAnsi" w:eastAsiaTheme="minorEastAsia" w:hAnsiTheme="minorHAnsi" w:cstheme="minorBidi"/>
+        <w:rFonts w:ascii="Arial" w:hAnsi="Arial" w:cs="Arial" w:eastAsia="Arial"/>
         <w:kern w:val="2"/>
-        <w:sz w:val="24"/>
-        <w:szCs w:val="24"/>
+        <w:sz w:val="21"/>
+        <w:szCs w:val="21"/>
         <w:lang w:val="en-IN" w:eastAsia="en-IN" w:bidi="ar-SA"/>
         <w14:ligatures w14:val="standardContextual"/>
       </w:rPr>
@@ -936,9 +936,9 @@
       <w:spacing w:line="259" w:lineRule="auto"/>
     </w:pPr>
     <w:rPr>
-      <w:rFonts w:ascii="Calibri" w:eastAsia="Calibri" w:hAnsi="Calibri" w:cs="Calibri"/>
+      <w:rFonts w:ascii="Arial" w:hAnsi="Arial" w:cs="Arial" w:eastAsia="Arial"/>
       <w:color w:val="000000"/>
-      <w:sz w:val="22"/>
+      <w:sz w:val="21"/>
     </w:rPr>
   </w:style>
   <w:style w:type="character" w:default="1" w:styleId="DefaultParagraphFont">
